--- a/diplom/05_глава_3_1.docx
+++ b/diplom/05_глава_3_1.docx
@@ -88,7 +88,7 @@
     </w:p>
     <w:p>
       <w:r>
-        <w:t>Совокупный фонд оплаты труда составляет 370 000 рублей в месяц («на руки»). С учётом страховых взносов по ставке 30% (в соответствии с налоговой реформой 2026 года) полная стоимость персонала для предприятия составляет 481 000 рублей в месяц. Бухгалтерское обслуживание передаётся на аутсорсинг специализированной организации (ориентировочно 15 000–20 000 рублей в месяц).</w:t>
+        <w:t>Совокупный фонд оплаты труда составляет 370 000 рублей в месяц («на руки»). С учётом страховых взносов по ставке 30% (в соответствии с налоговой реформой 2026 года) полная стоимость персонала для предприятия составляет 455 100 рублей в месяц. Бухгалтерское обслуживание передаётся на аутсорсинг специализированной организации (ориентировочно 15 000–20 000 рублей в месяц).</w:t>
       </w:r>
     </w:p>
     <w:p>
@@ -1381,7 +1381,7 @@
                 <w:rFonts w:ascii="Liberation Serif" w:hAnsi="Liberation Serif"/>
                 <w:sz w:val="24"/>
               </w:rPr>
-              <w:t>4 794 873</w:t>
+              <w:t>4 974 482</w:t>
             </w:r>
           </w:p>
         </w:tc>
@@ -2614,7 +2614,7 @@
     </w:tbl>
     <w:p>
       <w:r>
-        <w:t>Совокупная потребность в финансировании составляет 5 000 000 рублей, из которых 4 794 873 рубля направляются на капитальные вложения (CAPEX), а остаток (~205 000 рублей) формирует начальный оборотный капитал для закупки первой партии комплектующих. Кредит МСП привлекается на стандартных условиях программы поддержки малого и среднего предпринимательства: ставка 12% годовых, срок 36 месяцев, аннуитетные (равные ежемесячные) платежи. Расчётный ежемесячный платёж по кредиту составляет приблизительно 66 400 рублей.</w:t>
+        <w:t>Совокупная потребность в финансировании составляет 5 000 000 рублей, из которых 4 974 482 рубля направляются на капитальные вложения (CAPEX), а остаток (~205 000 рублей) формирует начальный оборотный капитал для закупки первой партии комплектующих. Кредит МСП привлекается на стандартных условиях программы поддержки малого и среднего предпринимательства: ставка 12% годовых, срок 36 месяцев, аннуитетные (равные ежемесячные) платежи. Расчётный ежемесячный платёж по кредиту составляет приблизительно 66 400 рублей.</w:t>
       </w:r>
     </w:p>
     <w:sectPr>
